--- a/preview/largedocxs/53-account-executive.docx
+++ b/preview/largedocxs/53-account-executive.docx
@@ -147,7 +147,7 @@
                 <w:sz w:val="22"/>
                 <w:szCs w:val="22"/>
               </w:rPr>
-              <w:t xml:space="preserve">Principal Software Engineer &amp; Technical Lead</w:t>
+              <w:t xml:space="preserve">Principal Software Engineer and Technical Lead</w:t>
             </w:r>
           </w:p>
         </w:tc>
@@ -1342,7 +1342,7 @@
         </w:rPr>
         <w:t xml:space="preserve">Demo: </w:t>
       </w:r>
-      <w:hyperlink w:history="1" r:id="rIdhevvawvbpscnq6qaqquaq">
+      <w:hyperlink w:history="1" r:id="rIdtjnxnzfr0x61_ejrymklf">
         <w:r>
           <w:rPr>
             <w:color w:val="dc2626"/>
@@ -1370,7 +1370,7 @@
         </w:rPr>
         <w:t xml:space="preserve">Code: </w:t>
       </w:r>
-      <w:hyperlink w:history="1" r:id="rIdfh2kcvo0fxvqg_2zi9h_l">
+      <w:hyperlink w:history="1" r:id="rIdjhu7kncs2cfz7nlwincbp">
         <w:r>
           <w:rPr>
             <w:color w:val="dc2626"/>
@@ -1475,7 +1475,7 @@
         </w:rPr>
         <w:t xml:space="preserve">Demo: </w:t>
       </w:r>
-      <w:hyperlink w:history="1" r:id="rIdmfzghu3d6q5pb2tmsimv4">
+      <w:hyperlink w:history="1" r:id="rIdcitlslhmaqyntqwivgvz7">
         <w:r>
           <w:rPr>
             <w:color w:val="dc2626"/>
@@ -1565,7 +1565,7 @@
         </w:rPr>
         <w:t xml:space="preserve">Demo: </w:t>
       </w:r>
-      <w:hyperlink w:history="1" r:id="rIdskvdkgsuswrtkjiemgtd8">
+      <w:hyperlink w:history="1" r:id="rIdfjyfgfbdogsju5z1v-ppk">
         <w:r>
           <w:rPr>
             <w:color w:val="dc2626"/>
@@ -1610,7 +1610,7 @@
         </w:rPr>
         <w:t xml:space="preserve">Code: </w:t>
       </w:r>
-      <w:hyperlink w:history="1" r:id="rId2m74oqvkehgxb5uwriwxl">
+      <w:hyperlink w:history="1" r:id="rIdkpghqyclm2qd2mnn0hl0_">
         <w:r>
           <w:rPr>
             <w:color w:val="dc2626"/>
@@ -2042,22 +2042,22 @@
           <w:sz w:val="22"/>
           <w:szCs w:val="22"/>
         </w:rPr>
-        <w:t xml:space="preserve">CERTIFICATIONS &amp; AWARDS</w:t>
-      </w:r>
-    </w:p>
-    <w:p>
-      <w:pPr>
-        <w:spacing w:after="50"/>
-        <w:ind w:left="240"/>
-      </w:pPr>
-      <w:r>
-        <w:rPr>
-          <w:rFonts w:ascii="Helvetica" w:cs="Helvetica" w:eastAsia="Helvetica" w:hAnsi="Helvetica"/>
-          <w:color w:val="3f3f46"/>
-          <w:sz w:val="20"/>
-          <w:szCs w:val="20"/>
-        </w:rPr>
-        <w:t xml:space="preserve">• AWS Certified Solutions Architect – Professional</w:t>
+        <w:t xml:space="preserve">CERTIFICATIONS AND AWARDS</w:t>
+      </w:r>
+    </w:p>
+    <w:p>
+      <w:pPr>
+        <w:spacing w:after="50"/>
+        <w:ind w:left="240"/>
+      </w:pPr>
+      <w:r>
+        <w:rPr>
+          <w:rFonts w:ascii="Helvetica" w:cs="Helvetica" w:eastAsia="Helvetica" w:hAnsi="Helvetica"/>
+          <w:color w:val="3f3f46"/>
+          <w:sz w:val="20"/>
+          <w:szCs w:val="20"/>
+        </w:rPr>
+        <w:t xml:space="preserve">• AWS Certified Solutions Architect - Professional</w:t>
       </w:r>
     </w:p>
     <w:p>
@@ -2147,7 +2147,7 @@
           <w:sz w:val="20"/>
           <w:szCs w:val="20"/>
         </w:rPr>
-        <w:t xml:space="preserve">• Distinguished Engineering Award, Hyperscale Cloud Infrastructure Corporation, 2023</w:t>
+        <w:t xml:space="preserve">• Distinguished Engineering Award, 2023</w:t>
       </w:r>
     </w:p>
     <w:p>
@@ -2184,37 +2184,37 @@
           <w:sz w:val="22"/>
           <w:szCs w:val="22"/>
         </w:rPr>
-        <w:t xml:space="preserve">SPEAKING &amp; PUBLICATIONS</w:t>
-      </w:r>
-    </w:p>
-    <w:p>
-      <w:pPr>
-        <w:spacing w:after="50"/>
-        <w:ind w:left="240"/>
-      </w:pPr>
-      <w:r>
-        <w:rPr>
-          <w:rFonts w:ascii="Helvetica" w:cs="Helvetica" w:eastAsia="Helvetica" w:hAnsi="Helvetica"/>
-          <w:color w:val="3f3f46"/>
-          <w:sz w:val="20"/>
-          <w:szCs w:val="20"/>
-        </w:rPr>
-        <w:t xml:space="preserve">• Keynote: 'Designing Resilient Systems at Planet Scale' — Global Cloud Summit 2023.</w:t>
-      </w:r>
-    </w:p>
-    <w:p>
-      <w:pPr>
-        <w:spacing w:after="50"/>
-        <w:ind w:left="240"/>
-      </w:pPr>
-      <w:r>
-        <w:rPr>
-          <w:rFonts w:ascii="Helvetica" w:cs="Helvetica" w:eastAsia="Helvetica" w:hAnsi="Helvetica"/>
-          <w:color w:val="3f3f46"/>
-          <w:sz w:val="20"/>
-          <w:szCs w:val="20"/>
-        </w:rPr>
-        <w:t xml:space="preserve">• Conference talk: 'The Pragmatic Path to Microservices' — QCon San Francisco 2022.</w:t>
+        <w:t xml:space="preserve">SPEAKING AND PUBLICATIONS</w:t>
+      </w:r>
+    </w:p>
+    <w:p>
+      <w:pPr>
+        <w:spacing w:after="50"/>
+        <w:ind w:left="240"/>
+      </w:pPr>
+      <w:r>
+        <w:rPr>
+          <w:rFonts w:ascii="Helvetica" w:cs="Helvetica" w:eastAsia="Helvetica" w:hAnsi="Helvetica"/>
+          <w:color w:val="3f3f46"/>
+          <w:sz w:val="20"/>
+          <w:szCs w:val="20"/>
+        </w:rPr>
+        <w:t xml:space="preserve">• Keynote: Designing Resilient Systems at Planet Scale - Global Cloud Summit 2023.</w:t>
+      </w:r>
+    </w:p>
+    <w:p>
+      <w:pPr>
+        <w:spacing w:after="50"/>
+        <w:ind w:left="240"/>
+      </w:pPr>
+      <w:r>
+        <w:rPr>
+          <w:rFonts w:ascii="Helvetica" w:cs="Helvetica" w:eastAsia="Helvetica" w:hAnsi="Helvetica"/>
+          <w:color w:val="3f3f46"/>
+          <w:sz w:val="20"/>
+          <w:szCs w:val="20"/>
+        </w:rPr>
+        <w:t xml:space="preserve">• Conference talk: The Pragmatic Path to Microservices - QCon San Francisco 2022.</w:t>
       </w:r>
     </w:p>
     <w:p>
@@ -2396,7 +2396,7 @@
         </w:rPr>
         <w:t xml:space="preserve">Portfolio: </w:t>
       </w:r>
-      <w:hyperlink w:history="1" r:id="rIddr1jvbvtajzzgms-fjrh8">
+      <w:hyperlink w:history="1" r:id="rId-5s0jn3qaqwxyrsoqhnh6">
         <w:r>
           <w:rPr>
             <w:color w:val="dc2626"/>
@@ -2422,7 +2422,7 @@
         </w:rPr>
         <w:t xml:space="preserve">GitHub: </w:t>
       </w:r>
-      <w:hyperlink w:history="1" r:id="rIdkrqfp5x9qtmg5sx5iguuu">
+      <w:hyperlink w:history="1" r:id="rIdrsvtf34nfmfllqo7v_fla">
         <w:r>
           <w:rPr>
             <w:color w:val="dc2626"/>
@@ -2448,7 +2448,7 @@
         </w:rPr>
         <w:t xml:space="preserve">Case Studies: </w:t>
       </w:r>
-      <w:hyperlink w:history="1" r:id="rIdtzsqtxwkppkyxd_m83xp0">
+      <w:hyperlink w:history="1" r:id="rIdqawtli_obu4mpwbndpri1">
         <w:r>
           <w:rPr>
             <w:color w:val="dc2626"/>
